--- a/Jenkins_Practice_Lab_Bookshelf_API.docx
+++ b/Jenkins_Practice_Lab_Bookshelf_API.docx
@@ -489,6 +489,11 @@
         </w:rPr>
         <w:t xml:space="preserve">Creating and configuring a Freestyle Job</w:t>
       </w:r>
+      <w:r>
+        <w:rPr>
+          <w:rtl w:val="0"/>
+        </w:rPr>
+      </w:r>
     </w:p>
     <w:p>
       <w:pPr>
@@ -532,6 +537,11 @@
         </w:rPr>
         <w:t xml:space="preserve">Connecting Jenkins to a GitHub repository via SCM</w:t>
       </w:r>
+      <w:r>
+        <w:rPr>
+          <w:rtl w:val="0"/>
+        </w:rPr>
+      </w:r>
     </w:p>
     <w:p>
       <w:pPr>
@@ -575,6 +585,11 @@
         </w:rPr>
         <w:t xml:space="preserve">Comparing Poll SCM vs. Webhook triggers</w:t>
       </w:r>
+      <w:r>
+        <w:rPr>
+          <w:rtl w:val="0"/>
+        </w:rPr>
+      </w:r>
     </w:p>
     <w:p>
       <w:pPr>
@@ -618,6 +633,11 @@
         </w:rPr>
         <w:t xml:space="preserve">Installing Jenkins plugins</w:t>
       </w:r>
+      <w:r>
+        <w:rPr>
+          <w:rtl w:val="0"/>
+        </w:rPr>
+      </w:r>
     </w:p>
     <w:p>
       <w:pPr>
@@ -661,6 +681,11 @@
         </w:rPr>
         <w:t xml:space="preserve">Writing a multi-step shell build script</w:t>
       </w:r>
+      <w:r>
+        <w:rPr>
+          <w:rtl w:val="0"/>
+        </w:rPr>
+      </w:r>
     </w:p>
     <w:p>
       <w:pPr>
@@ -704,6 +729,11 @@
         </w:rPr>
         <w:t xml:space="preserve">Archiving build artifacts</w:t>
       </w:r>
+      <w:r>
+        <w:rPr>
+          <w:rtl w:val="0"/>
+        </w:rPr>
+      </w:r>
     </w:p>
     <w:p>
       <w:pPr>
@@ -747,6 +777,11 @@
         </w:rPr>
         <w:t xml:space="preserve">Configuring post-build notifications</w:t>
       </w:r>
+      <w:r>
+        <w:rPr>
+          <w:rtl w:val="0"/>
+        </w:rPr>
+      </w:r>
     </w:p>
     <w:p>
       <w:pPr>
@@ -790,6 +825,11 @@
         </w:rPr>
         <w:t xml:space="preserve">Reading Console Output to debug pipeline failures</w:t>
       </w:r>
+      <w:r>
+        <w:rPr>
+          <w:rtl w:val="0"/>
+        </w:rPr>
+      </w:r>
     </w:p>
     <w:p>
       <w:pPr>
@@ -874,11 +914,6 @@
         </w:rPr>
         <w:t xml:space="preserve">.</w:t>
       </w:r>
-      <w:r>
-        <w:rPr>
-          <w:rtl w:val="0"/>
-        </w:rPr>
-      </w:r>
     </w:p>
     <w:p>
       <w:pPr>
@@ -947,6 +982,11 @@
           <w:rtl w:val="0"/>
         </w:rPr>
         <w:t xml:space="preserve">.</w:t>
+      </w:r>
+      <w:r>
+        <w:rPr>
+          <w:rtl w:val="0"/>
+        </w:rPr>
       </w:r>
     </w:p>
     <w:p>
@@ -2907,6 +2947,23 @@
                 <w:rtl w:val="0"/>
               </w:rPr>
               <w:t xml:space="preserve">The --cov flag adds coverage reporting. You can run: pytest tests/ -v --cov=app --cov-report=term-missing  — this shows which lines of app.py are (and are not) covered by the tests.</w:t>
+              <w:br w:type="textWrapping"/>
+              <w:br w:type="textWrapping"/>
+            </w:r>
+            <w:r>
+              <w:rPr>
+                <w:rtl w:val="0"/>
+              </w:rPr>
+              <w:t xml:space="preserve">E</w:t>
+            </w:r>
+            <w:r>
+              <w:rPr>
+                <w:rFonts w:ascii="Arial" w:cs="Arial" w:eastAsia="Arial" w:hAnsi="Arial"/>
+                <w:sz w:val="22"/>
+                <w:szCs w:val="22"/>
+                <w:rtl w:val="0"/>
+              </w:rPr>
+              <w:t xml:space="preserve">nsure pytest is installed and the pytest binary location is in your PATH</w:t>
             </w:r>
             <w:r>
               <w:rPr>
@@ -3351,7 +3408,6 @@
             <w:pPr>
               <w:keepNext w:val="0"/>
               <w:keepLines w:val="0"/>
-              <w:pageBreakBefore w:val="0"/>
               <w:widowControl w:val="1"/>
               <w:numPr>
                 <w:ilvl w:val="0"/>
@@ -3418,7 +3474,6 @@
             <w:pPr>
               <w:keepNext w:val="0"/>
               <w:keepLines w:val="0"/>
-              <w:pageBreakBefore w:val="0"/>
               <w:widowControl w:val="1"/>
               <w:numPr>
                 <w:ilvl w:val="0"/>
@@ -3455,6 +3510,11 @@
                 <w:rtl w:val="0"/>
               </w:rPr>
               <w:t xml:space="preserve">Job type: Freestyle project</w:t>
+            </w:r>
+            <w:r>
+              <w:rPr>
+                <w:rtl w:val="0"/>
+              </w:rPr>
             </w:r>
           </w:p>
           <w:p>
@@ -3628,7 +3688,6 @@
             <w:pPr>
               <w:keepNext w:val="0"/>
               <w:keepLines w:val="0"/>
-              <w:pageBreakBefore w:val="0"/>
               <w:widowControl w:val="1"/>
               <w:numPr>
                 <w:ilvl w:val="0"/>
@@ -3666,12 +3725,16 @@
               </w:rPr>
               <w:t xml:space="preserve">The job must clone the correct branch (main).</w:t>
             </w:r>
+            <w:r>
+              <w:rPr>
+                <w:rtl w:val="0"/>
+              </w:rPr>
+            </w:r>
           </w:p>
           <w:p>
             <w:pPr>
               <w:keepNext w:val="0"/>
               <w:keepLines w:val="0"/>
-              <w:pageBreakBefore w:val="0"/>
               <w:widowControl w:val="1"/>
               <w:numPr>
                 <w:ilvl w:val="0"/>
@@ -3708,6 +3771,11 @@
                 <w:rtl w:val="0"/>
               </w:rPr>
               <w:t xml:space="preserve">No credentials are required — the repository is public.</w:t>
+            </w:r>
+            <w:r>
+              <w:rPr>
+                <w:rtl w:val="0"/>
+              </w:rPr>
             </w:r>
           </w:p>
           <w:p>
@@ -3963,7 +4031,6 @@
             <w:pPr>
               <w:keepNext w:val="0"/>
               <w:keepLines w:val="0"/>
-              <w:pageBreakBefore w:val="0"/>
               <w:widowControl w:val="1"/>
               <w:numPr>
                 <w:ilvl w:val="0"/>
@@ -4039,12 +4106,16 @@
               </w:rPr>
               <w:t xml:space="preserve"> as the build trigger.</w:t>
             </w:r>
+            <w:r>
+              <w:rPr>
+                <w:rtl w:val="0"/>
+              </w:rPr>
+            </w:r>
           </w:p>
           <w:p>
             <w:pPr>
               <w:keepNext w:val="0"/>
               <w:keepLines w:val="0"/>
-              <w:pageBreakBefore w:val="0"/>
               <w:widowControl w:val="1"/>
               <w:numPr>
                 <w:ilvl w:val="0"/>
@@ -4119,6 +4190,11 @@
                 <w:rtl w:val="0"/>
               </w:rPr>
               <w:t xml:space="preserve">.</w:t>
+            </w:r>
+            <w:r>
+              <w:rPr>
+                <w:rtl w:val="0"/>
+              </w:rPr>
             </w:r>
           </w:p>
           <w:p>
@@ -4482,7 +4558,6 @@
             <w:pPr>
               <w:keepNext w:val="0"/>
               <w:keepLines w:val="0"/>
-              <w:pageBreakBefore w:val="0"/>
               <w:widowControl w:val="1"/>
               <w:numPr>
                 <w:ilvl w:val="0"/>
@@ -4519,6 +4594,11 @@
                 <w:rtl w:val="0"/>
               </w:rPr>
               <w:t xml:space="preserve">Enable the option that deletes the workspace before the build starts.</w:t>
+            </w:r>
+            <w:r>
+              <w:rPr>
+                <w:rtl w:val="0"/>
+              </w:rPr>
             </w:r>
           </w:p>
           <w:p>
@@ -5823,7 +5903,6 @@
             <w:pPr>
               <w:keepNext w:val="0"/>
               <w:keepLines w:val="0"/>
-              <w:pageBreakBefore w:val="0"/>
               <w:widowControl w:val="1"/>
               <w:numPr>
                 <w:ilvl w:val="0"/>
@@ -5899,12 +5978,16 @@
               </w:rPr>
               <w:t xml:space="preserve"> to archive artifacts.</w:t>
             </w:r>
+            <w:r>
+              <w:rPr>
+                <w:rtl w:val="0"/>
+              </w:rPr>
+            </w:r>
           </w:p>
           <w:p>
             <w:pPr>
               <w:keepNext w:val="0"/>
               <w:keepLines w:val="0"/>
-              <w:pageBreakBefore w:val="0"/>
               <w:widowControl w:val="1"/>
               <w:numPr>
                 <w:ilvl w:val="0"/>
@@ -6226,7 +6309,6 @@
             <w:pPr>
               <w:keepNext w:val="0"/>
               <w:keepLines w:val="0"/>
-              <w:pageBreakBefore w:val="0"/>
               <w:widowControl w:val="1"/>
               <w:numPr>
                 <w:ilvl w:val="0"/>
@@ -6302,12 +6384,16 @@
               </w:rPr>
               <w:t xml:space="preserve"> post-build action.</w:t>
             </w:r>
+            <w:r>
+              <w:rPr>
+                <w:rtl w:val="0"/>
+              </w:rPr>
+            </w:r>
           </w:p>
           <w:p>
             <w:pPr>
               <w:keepNext w:val="0"/>
               <w:keepLines w:val="0"/>
-              <w:pageBreakBefore w:val="0"/>
               <w:widowControl w:val="1"/>
               <w:numPr>
                 <w:ilvl w:val="0"/>
@@ -6421,12 +6507,16 @@
               </w:rPr>
               <w:t xml:space="preserve">.</w:t>
             </w:r>
+            <w:r>
+              <w:rPr>
+                <w:rtl w:val="0"/>
+              </w:rPr>
+            </w:r>
           </w:p>
           <w:p>
             <w:pPr>
               <w:keepNext w:val="0"/>
               <w:keepLines w:val="0"/>
-              <w:pageBreakBefore w:val="0"/>
               <w:widowControl w:val="1"/>
               <w:numPr>
                 <w:ilvl w:val="0"/>
@@ -6463,6 +6553,11 @@
                 <w:rtl w:val="0"/>
               </w:rPr>
               <w:t xml:space="preserve">Configure the Slack workspace and token in Manage Jenkins → System (your instructor will provide credentials, or this step may be skipped depending on lab scope).</w:t>
+            </w:r>
+            <w:r>
+              <w:rPr>
+                <w:rtl w:val="0"/>
+              </w:rPr>
             </w:r>
           </w:p>
           <w:p>
@@ -6677,7 +6772,6 @@
             <w:pPr>
               <w:keepNext w:val="0"/>
               <w:keepLines w:val="0"/>
-              <w:pageBreakBefore w:val="0"/>
               <w:widowControl w:val="1"/>
               <w:numPr>
                 <w:ilvl w:val="0"/>
@@ -6753,12 +6847,16 @@
               </w:rPr>
               <w:t xml:space="preserve"> and expose port 8080 to the internet.</w:t>
             </w:r>
+            <w:r>
+              <w:rPr>
+                <w:rtl w:val="0"/>
+              </w:rPr>
+            </w:r>
           </w:p>
           <w:p>
             <w:pPr>
               <w:keepNext w:val="0"/>
               <w:keepLines w:val="0"/>
-              <w:pageBreakBefore w:val="0"/>
               <w:widowControl w:val="1"/>
               <w:numPr>
                 <w:ilvl w:val="0"/>
@@ -6796,12 +6894,16 @@
               </w:rPr>
               <w:t xml:space="preserve">Register the ngrok URL as a webhook in your GitHub repository settings.</w:t>
             </w:r>
+            <w:r>
+              <w:rPr>
+                <w:rtl w:val="0"/>
+              </w:rPr>
+            </w:r>
           </w:p>
           <w:p>
             <w:pPr>
               <w:keepNext w:val="0"/>
               <w:keepLines w:val="0"/>
-              <w:pageBreakBefore w:val="0"/>
               <w:widowControl w:val="1"/>
               <w:numPr>
                 <w:ilvl w:val="0"/>
@@ -6868,7 +6970,6 @@
             <w:pPr>
               <w:keepNext w:val="0"/>
               <w:keepLines w:val="0"/>
-              <w:pageBreakBefore w:val="0"/>
               <w:widowControl w:val="1"/>
               <w:numPr>
                 <w:ilvl w:val="0"/>
@@ -6944,12 +7045,16 @@
               </w:rPr>
               <w:t xml:space="preserve">.</w:t>
             </w:r>
+            <w:r>
+              <w:rPr>
+                <w:rtl w:val="0"/>
+              </w:rPr>
+            </w:r>
           </w:p>
           <w:p>
             <w:pPr>
               <w:keepNext w:val="0"/>
               <w:keepLines w:val="0"/>
-              <w:pageBreakBefore w:val="0"/>
               <w:widowControl w:val="1"/>
               <w:numPr>
                 <w:ilvl w:val="0"/>
@@ -6986,6 +7091,11 @@
                 <w:rtl w:val="0"/>
               </w:rPr>
               <w:t xml:space="preserve">Push a commit and confirm Jenkins triggers within a few seconds — no polling delay.</w:t>
+            </w:r>
+            <w:r>
+              <w:rPr>
+                <w:rtl w:val="0"/>
+              </w:rPr>
             </w:r>
           </w:p>
           <w:p>
